--- a/V2/00_START_HERE.docx
+++ b/V2/00_START_HERE.docx
@@ -25,7 +25,7 @@
     </w:p>
     <w:p>
       <w:r>
-        <w:t>Day 2: remaining services, realistic local scenario, then the approved Azure integration design and operations topics. Start with Day 2\00_DAY_2_ORDER.docx.</w:t>
+        <w:t>Day 2: mandatory Cost Management, Application Insights and KQL, a short standalone Service Bus exercise, the local tracker, and a team incident/cost investigation. Use Day 2\00_DAY_2_ORDER.docx. Both days run 09:45-17:30; see 00_Two_Day_Timetable.docx.</w:t>
       </w:r>
     </w:p>
     <w:p>

--- a/V2/00_START_HERE.docx
+++ b/V2/00_START_HERE.docx
@@ -8,6 +8,11 @@
       </w:pPr>
       <w:r>
         <w:t>Azure training - attendee pack</w:t>
+      </w:r>
+    </w:p>
+    <w:p>
+      <w:r>
+        <w:t>Before the course: read 02_Pre_Course_Setup_And_Prerequisites_Guide.docx. Prepare only the tools required for your chosen route; Day 1 starts with a 15-minute readiness check, not installations.</w:t>
       </w:r>
     </w:p>
     <w:p>
